--- a/kuis/Kuis.docx
+++ b/kuis/Kuis.docx
@@ -75,7 +75,7 @@
           <w:szCs w:val="24"/>
           <w:lang w:val="en-ID"/>
         </w:rPr>
-        <w:t>Penjelasan: Fungsi input() di Python selalu mengembalikan nilai bernilai teks (</w:t>
+        <w:t>Fungsi input() di Python selalu mengembalikan nilai bernilai teks (</w:t>
       </w:r>
       <w:r>
         <w:rPr>
@@ -133,7 +133,7 @@
           <w:szCs w:val="24"/>
           <w:lang w:val="en-ID"/>
         </w:rPr>
-        <w:t>Penjelasan: Aturan penamaan variabel di Python tidak boleh diawali oleh angka. Variabel harus diawali oleh huruf atau tanda garis bawah (</w:t>
+        <w:t>Aturan penamaan variabel di Python tidak boleh diawali oleh angka. Variabel harus diawali oleh huruf atau tanda garis bawah (</w:t>
       </w:r>
       <w:r>
         <w:rPr>
@@ -153,7 +153,25 @@
           <w:szCs w:val="24"/>
           <w:lang w:val="en-ID"/>
         </w:rPr>
-        <w:t xml:space="preserve"> _).</w:t>
+        <w:t xml:space="preserve"> _</w:t>
+      </w:r>
+      <w:r>
+        <w:rPr>
+          <w:rFonts w:ascii="Times New Roman" w:hAnsi="Times New Roman" w:cs="Times New Roman"/>
+          <w:sz w:val="24"/>
+          <w:szCs w:val="24"/>
+          <w:lang w:val="en-ID"/>
+        </w:rPr>
+        <w:t xml:space="preserve"> </w:t>
+      </w:r>
+      <w:r>
+        <w:rPr>
+          <w:rFonts w:ascii="Times New Roman" w:hAnsi="Times New Roman" w:cs="Times New Roman"/>
+          <w:sz w:val="24"/>
+          <w:szCs w:val="24"/>
+          <w:lang w:val="en-ID"/>
+        </w:rPr>
+        <w:t>).</w:t>
       </w:r>
     </w:p>
     <w:p>
@@ -191,7 +209,52 @@
           <w:szCs w:val="24"/>
           <w:lang w:val="en-ID"/>
         </w:rPr>
-        <w:t>Penjelasan: Operator // adalah pembagian bulat (</w:t>
+        <w:t>O</w:t>
+      </w:r>
+      <w:r>
+        <w:rPr>
+          <w:rFonts w:ascii="Times New Roman" w:hAnsi="Times New Roman" w:cs="Times New Roman"/>
+          <w:sz w:val="24"/>
+          <w:szCs w:val="24"/>
+          <w:lang w:val="en-ID"/>
+        </w:rPr>
+        <w:t xml:space="preserve">perator </w:t>
+      </w:r>
+      <w:r>
+        <w:rPr>
+          <w:rFonts w:ascii="Times New Roman" w:hAnsi="Times New Roman" w:cs="Times New Roman"/>
+          <w:sz w:val="24"/>
+          <w:szCs w:val="24"/>
+          <w:lang w:val="en-ID"/>
+        </w:rPr>
+        <w:t>/</w:t>
+      </w:r>
+      <w:r>
+        <w:rPr>
+          <w:rFonts w:ascii="Times New Roman" w:hAnsi="Times New Roman" w:cs="Times New Roman"/>
+          <w:sz w:val="24"/>
+          <w:szCs w:val="24"/>
+          <w:lang w:val="en-ID"/>
+        </w:rPr>
+        <w:t>/</w:t>
+      </w:r>
+      <w:r>
+        <w:rPr>
+          <w:rFonts w:ascii="Times New Roman" w:hAnsi="Times New Roman" w:cs="Times New Roman"/>
+          <w:sz w:val="24"/>
+          <w:szCs w:val="24"/>
+          <w:lang w:val="en-ID"/>
+        </w:rPr>
+        <w:t xml:space="preserve"> </w:t>
+      </w:r>
+      <w:r>
+        <w:rPr>
+          <w:rFonts w:ascii="Times New Roman" w:hAnsi="Times New Roman" w:cs="Times New Roman"/>
+          <w:sz w:val="24"/>
+          <w:szCs w:val="24"/>
+          <w:lang w:val="en-ID"/>
+        </w:rPr>
+        <w:t>adalah pembagian bulat (</w:t>
       </w:r>
       <w:r>
         <w:rPr>
@@ -309,7 +372,7 @@
           <w:szCs w:val="24"/>
           <w:lang w:val="en-ID"/>
         </w:rPr>
-        <w:t xml:space="preserve">Penjelasan: Operator % adalah </w:t>
+        <w:t xml:space="preserve">Operator % adalah </w:t>
       </w:r>
       <w:r>
         <w:rPr>
@@ -448,7 +511,25 @@
           <w:szCs w:val="24"/>
           <w:lang w:val="en-ID"/>
         </w:rPr>
-        <w:t>5. Jawaban: B (==)</w:t>
+        <w:t>5. Jawaban: B (=</w:t>
+      </w:r>
+      <w:r>
+        <w:rPr>
+          <w:rFonts w:ascii="Times New Roman" w:hAnsi="Times New Roman" w:cs="Times New Roman"/>
+          <w:sz w:val="24"/>
+          <w:szCs w:val="24"/>
+          <w:lang w:val="en-ID"/>
+        </w:rPr>
+        <w:t xml:space="preserve"> </w:t>
+      </w:r>
+      <w:r>
+        <w:rPr>
+          <w:rFonts w:ascii="Times New Roman" w:hAnsi="Times New Roman" w:cs="Times New Roman"/>
+          <w:sz w:val="24"/>
+          <w:szCs w:val="24"/>
+          <w:lang w:val="en-ID"/>
+        </w:rPr>
+        <w:t>=)</w:t>
       </w:r>
     </w:p>
     <w:p>
@@ -467,27 +548,34 @@
           <w:szCs w:val="24"/>
           <w:lang w:val="en-ID"/>
         </w:rPr>
-        <w:t>Penjelasan: Operator == digunakan untuk membandingkan apakah dua nilai bernilai sama. Operator = digunakan untuk penugasan nilai (</w:t>
-      </w:r>
-      <w:r>
-        <w:rPr>
-          <w:rFonts w:ascii="Times New Roman" w:hAnsi="Times New Roman" w:cs="Times New Roman"/>
-          <w:i/>
-          <w:iCs/>
-          <w:sz w:val="24"/>
-          <w:szCs w:val="24"/>
-          <w:lang w:val="en-ID"/>
-        </w:rPr>
-        <w:t>assignment</w:t>
-      </w:r>
-      <w:r>
-        <w:rPr>
-          <w:rFonts w:ascii="Times New Roman" w:hAnsi="Times New Roman" w:cs="Times New Roman"/>
-          <w:sz w:val="24"/>
-          <w:szCs w:val="24"/>
-          <w:lang w:val="en-ID"/>
-        </w:rPr>
-        <w:t>).</w:t>
+        <w:t>Operator =</w:t>
+      </w:r>
+      <w:r>
+        <w:rPr>
+          <w:rFonts w:ascii="Times New Roman" w:hAnsi="Times New Roman" w:cs="Times New Roman"/>
+          <w:sz w:val="24"/>
+          <w:szCs w:val="24"/>
+          <w:lang w:val="en-ID"/>
+        </w:rPr>
+        <w:t xml:space="preserve"> </w:t>
+      </w:r>
+      <w:r>
+        <w:rPr>
+          <w:rFonts w:ascii="Times New Roman" w:hAnsi="Times New Roman" w:cs="Times New Roman"/>
+          <w:sz w:val="24"/>
+          <w:szCs w:val="24"/>
+          <w:lang w:val="en-ID"/>
+        </w:rPr>
+        <w:t>= digunakan untuk membandingkan apakah dua nilai bernilai sama</w:t>
+      </w:r>
+      <w:r>
+        <w:rPr>
+          <w:rFonts w:ascii="Times New Roman" w:hAnsi="Times New Roman" w:cs="Times New Roman"/>
+          <w:sz w:val="24"/>
+          <w:szCs w:val="24"/>
+          <w:lang w:val="en-ID"/>
+        </w:rPr>
+        <w:t>.</w:t>
       </w:r>
     </w:p>
     <w:p>
@@ -525,7 +613,7 @@
           <w:szCs w:val="24"/>
           <w:lang w:val="en-ID"/>
         </w:rPr>
-        <w:t>Penjelasan: Sesuai urutan hierarki operasi matematika (</w:t>
+        <w:t>Sesuai urutan hierarki operasi matematika (</w:t>
       </w:r>
       <w:r>
         <w:rPr>
@@ -635,7 +723,7 @@
           <w:szCs w:val="24"/>
           <w:lang w:val="en-ID"/>
         </w:rPr>
-        <w:t xml:space="preserve">Penjelasan: Tipe data float digunakan untuk merepresentasikan bilangan desimal. Karena input() menghasilkan </w:t>
+        <w:t xml:space="preserve">Tipe data float digunakan untuk merepresentasikan bilangan desimal. Karena input() menghasilkan </w:t>
       </w:r>
       <w:r>
         <w:rPr>
@@ -693,7 +781,7 @@
           <w:szCs w:val="24"/>
           <w:lang w:val="en-ID"/>
         </w:rPr>
-        <w:t>Penjelasan: Sesuai konvensi penulisan kode Python (PEP 8), nama konstanta ditulis menggunakan huruf kapital semua (</w:t>
+        <w:t>Sesuai konvensi penulisan kode Python (PEP 8), nama konstanta ditulis menggunakan huruf kapital semua (</w:t>
       </w:r>
       <w:r>
         <w:rPr>
@@ -732,7 +820,7 @@
           <w:szCs w:val="24"/>
           <w:lang w:val="en-ID"/>
         </w:rPr>
-        <w:t>9. Jawaban: B ('105') / C ('10 5')</w:t>
+        <w:t>9. Jawaban: B ('105')</w:t>
       </w:r>
     </w:p>
     <w:p>
@@ -751,7 +839,7 @@
           <w:szCs w:val="24"/>
           <w:lang w:val="en-ID"/>
         </w:rPr>
-        <w:t xml:space="preserve">Penjelasan: Variabel '10' dan '5' bernilai </w:t>
+        <w:t xml:space="preserve">Variabel '10' dan '5' bernilai </w:t>
       </w:r>
       <w:r>
         <w:rPr>
@@ -811,78 +899,16 @@
           <w:szCs w:val="24"/>
           <w:lang w:val="en-ID"/>
         </w:rPr>
-        <w:t xml:space="preserve">), sehingga menghasilkan '105'. </w:t>
-      </w:r>
-      <w:r>
-        <w:rPr>
-          <w:rFonts w:ascii="Times New Roman" w:hAnsi="Times New Roman" w:cs="Times New Roman"/>
-          <w:i/>
-          <w:iCs/>
-          <w:sz w:val="24"/>
-          <w:szCs w:val="24"/>
-          <w:lang w:val="en-ID"/>
-        </w:rPr>
-        <w:t xml:space="preserve">(Catatan: Pada pilihan B ditulis </w:t>
-      </w:r>
-      <w:r>
-        <w:rPr>
-          <w:rFonts w:ascii="Times New Roman" w:hAnsi="Times New Roman" w:cs="Times New Roman"/>
-          <w:sz w:val="24"/>
-          <w:szCs w:val="24"/>
-          <w:lang w:val="en-ID"/>
-        </w:rPr>
-        <w:t>105</w:t>
-      </w:r>
-      <w:r>
-        <w:rPr>
-          <w:rFonts w:ascii="Times New Roman" w:hAnsi="Times New Roman" w:cs="Times New Roman"/>
-          <w:i/>
-          <w:iCs/>
-          <w:sz w:val="24"/>
-          <w:szCs w:val="24"/>
-          <w:lang w:val="en-ID"/>
-        </w:rPr>
-        <w:t xml:space="preserve"> dan C ditulis </w:t>
-      </w:r>
-      <w:r>
-        <w:rPr>
-          <w:rFonts w:ascii="Times New Roman" w:hAnsi="Times New Roman" w:cs="Times New Roman"/>
-          <w:sz w:val="24"/>
-          <w:szCs w:val="24"/>
-          <w:lang w:val="en-ID"/>
-        </w:rPr>
-        <w:t>10 5</w:t>
-      </w:r>
-      <w:r>
-        <w:rPr>
-          <w:rFonts w:ascii="Times New Roman" w:hAnsi="Times New Roman" w:cs="Times New Roman"/>
-          <w:i/>
-          <w:iCs/>
-          <w:sz w:val="24"/>
-          <w:szCs w:val="24"/>
-          <w:lang w:val="en-ID"/>
-        </w:rPr>
-        <w:t xml:space="preserve">. Pilihan yang tepat secara konsep adalah penggabungan teks </w:t>
-      </w:r>
-      <w:r>
-        <w:rPr>
-          <w:rFonts w:ascii="Times New Roman" w:hAnsi="Times New Roman" w:cs="Times New Roman"/>
-          <w:sz w:val="24"/>
-          <w:szCs w:val="24"/>
-          <w:lang w:val="en-ID"/>
-        </w:rPr>
-        <w:t>'105'</w:t>
-      </w:r>
-      <w:r>
-        <w:rPr>
-          <w:rFonts w:ascii="Times New Roman" w:hAnsi="Times New Roman" w:cs="Times New Roman"/>
-          <w:i/>
-          <w:iCs/>
-          <w:sz w:val="24"/>
-          <w:szCs w:val="24"/>
-          <w:lang w:val="en-ID"/>
-        </w:rPr>
-        <w:t>).</w:t>
+        <w:t>), sehingga menghasilkan '105'</w:t>
+      </w:r>
+      <w:r>
+        <w:rPr>
+          <w:rFonts w:ascii="Times New Roman" w:hAnsi="Times New Roman" w:cs="Times New Roman"/>
+          <w:sz w:val="24"/>
+          <w:szCs w:val="24"/>
+          <w:lang w:val="en-ID"/>
+        </w:rPr>
+        <w:t>.</w:t>
       </w:r>
     </w:p>
     <w:p>
@@ -920,7 +946,7 @@
           <w:szCs w:val="24"/>
           <w:lang w:val="en-ID"/>
         </w:rPr>
-        <w:t>Penjelasan: Format .2f menandakan pembentukan tampilan angka mengambang (</w:t>
+        <w:t>Format .2f menandakan pembentukan tampilan angka mengambang (</w:t>
       </w:r>
       <w:r>
         <w:rPr>
@@ -3085,6 +3111,7 @@
   <w:style w:type="character" w:default="1" w:styleId="DefaultParagraphFont">
     <w:name w:val="Default Paragraph Font"/>
     <w:uiPriority w:val="1"/>
+    <w:semiHidden/>
     <w:unhideWhenUsed/>
   </w:style>
   <w:style w:type="table" w:default="1" w:styleId="TableNormal">
